--- a/manuscript/Изменения_и_контрольный_аудит.docx
+++ b/manuscript/Изменения_и_контрольный_аудит.docx
@@ -8,28 +8,37 @@
       </w:pPr>
       <w:r>
         <w:rPr>
-          <w:rFonts w:ascii="Times New Roman" w:hAnsi="Times New Roman" w:cs="Times New Roman" w:eastAsia="Times New Roman"/>
+          <w:rFonts w:ascii="Times New Roman" w:hAnsi="Times New Roman" w:eastAsia="Times New Roman" w:cs="Times New Roman"/>
           <w:color w:val="000000"/>
         </w:rPr>
-        <w:t>Изменения статьи после рецензирования</w:t>
+        <w:t>Изменения статьи и контрольный аудит</w:t>
       </w:r>
     </w:p>
     <w:p>
       <w:r>
         <w:rPr>
-          <w:rFonts w:ascii="Times New Roman" w:hAnsi="Times New Roman" w:cs="Times New Roman" w:eastAsia="Times New Roman"/>
+          <w:rFonts w:ascii="Times New Roman" w:hAnsi="Times New Roman" w:eastAsia="Times New Roman" w:cs="Times New Roman"/>
           <w:color w:val="000000"/>
         </w:rPr>
-        <w:t>Aibar Ibragimov • Verifying State Snapshot Coherence in Unidirectional Industrial Telemetry</w:t>
+        <w:t>Verifying State Snapshot Coherence in Unidirectional Industrial Telemetry</w:t>
       </w:r>
     </w:p>
     <w:p>
       <w:r>
         <w:rPr>
-          <w:rFonts w:ascii="Times New Roman" w:hAnsi="Times New Roman" w:cs="Times New Roman" w:eastAsia="Times New Roman"/>
+          <w:rFonts w:ascii="Times New Roman" w:hAnsi="Times New Roman" w:eastAsia="Times New Roman" w:cs="Times New Roman"/>
           <w:color w:val="000000"/>
         </w:rPr>
-        <w:t>Переработанная статья занимает 13 страниц при лимите 15. Структура и оформление AITU сохранены. Ниже сопоставлены исходная и новая версии и указано, чем проверены изменения.</w:t>
+        <w:t>Aibar Ibragimov • Leila Rzayeva • Laura Aldasheva</w:t>
+      </w:r>
+    </w:p>
+    <w:p>
+      <w:r>
+        <w:rPr>
+          <w:rFonts w:ascii="Times New Roman" w:hAnsi="Times New Roman" w:eastAsia="Times New Roman" w:cs="Times New Roman"/>
+          <w:color w:val="000000"/>
+        </w:rPr>
+        <w:t>Сравнение с исходным файлом, предоставленным автором. Итоговая статья — 13 страниц при лимите 15; сохранены 8 таблиц, 6 рисунков и 8 нумерованных формул в 10 математических объектах Word.</w:t>
       </w:r>
     </w:p>
     <w:tbl>
@@ -40,9 +49,9 @@
         <w:tblLook w:firstColumn="1" w:firstRow="1" w:lastColumn="0" w:lastRow="0" w:noHBand="0" w:noVBand="1" w:val="04A0"/>
       </w:tblPr>
       <w:tblGrid>
-        <w:gridCol w:w="1531"/>
-        <w:gridCol w:w="3458"/>
-        <w:gridCol w:w="4649"/>
+        <w:gridCol w:w="1361"/>
+        <w:gridCol w:w="3288"/>
+        <w:gridCol w:w="4989"/>
       </w:tblGrid>
       <w:tr>
         <w:trPr>
@@ -51,14 +60,8 @@
         </w:trPr>
         <w:tc>
           <w:tcPr>
-            <w:tcW w:type="dxa" w:w="1531"/>
+            <w:tcW w:type="dxa" w:w="1361"/>
             <w:vAlign w:val="center"/>
-            <w:tcMar>
-              <w:top w:w="80" w:type="dxa"/>
-              <w:bottom w:w="80" w:type="dxa"/>
-              <w:left w:w="80" w:type="dxa"/>
-              <w:right w:w="80" w:type="dxa"/>
-            </w:tcMar>
             <w:tcBorders>
               <w:top w:val="single" w:sz="4" w:color="D9D9D9"/>
               <w:bottom w:val="single" w:sz="4" w:color="D9D9D9"/>
@@ -69,29 +72,23 @@
           </w:tcPr>
           <w:p>
             <w:pPr>
-              <w:spacing w:after="0" w:line="240" w:lineRule="auto"/>
+              <w:spacing w:after="60" w:line="240" w:lineRule="auto"/>
             </w:pPr>
             <w:r>
               <w:rPr>
                 <w:b/>
                 <w:color w:val="000000"/>
                 <w:sz w:val="21"/>
-                <w:rFonts w:ascii="Times New Roman" w:hAnsi="Times New Roman" w:cs="Times New Roman" w:eastAsia="Times New Roman"/>
+                <w:rFonts w:ascii="Times New Roman" w:hAnsi="Times New Roman" w:eastAsia="Times New Roman" w:cs="Times New Roman"/>
               </w:rPr>
-              <w:t>Замечание</w:t>
+              <w:t>Пункт</w:t>
             </w:r>
           </w:p>
         </w:tc>
         <w:tc>
           <w:tcPr>
-            <w:tcW w:type="dxa" w:w="3458"/>
+            <w:tcW w:type="dxa" w:w="3288"/>
             <w:vAlign w:val="center"/>
-            <w:tcMar>
-              <w:top w:w="80" w:type="dxa"/>
-              <w:bottom w:w="80" w:type="dxa"/>
-              <w:left w:w="80" w:type="dxa"/>
-              <w:right w:w="80" w:type="dxa"/>
-            </w:tcMar>
             <w:tcBorders>
               <w:top w:val="single" w:sz="4" w:color="D9D9D9"/>
               <w:bottom w:val="single" w:sz="4" w:color="D9D9D9"/>
@@ -102,14 +99,14 @@
           </w:tcPr>
           <w:p>
             <w:pPr>
-              <w:spacing w:after="0" w:line="240" w:lineRule="auto"/>
+              <w:spacing w:after="60" w:line="240" w:lineRule="auto"/>
             </w:pPr>
             <w:r>
               <w:rPr>
                 <w:b/>
                 <w:color w:val="000000"/>
                 <w:sz w:val="21"/>
-                <w:rFonts w:ascii="Times New Roman" w:hAnsi="Times New Roman" w:cs="Times New Roman" w:eastAsia="Times New Roman"/>
+                <w:rFonts w:ascii="Times New Roman" w:hAnsi="Times New Roman" w:eastAsia="Times New Roman" w:cs="Times New Roman"/>
               </w:rPr>
               <w:t>Было</w:t>
             </w:r>
@@ -117,14 +114,8 @@
         </w:tc>
         <w:tc>
           <w:tcPr>
-            <w:tcW w:type="dxa" w:w="4649"/>
+            <w:tcW w:type="dxa" w:w="4989"/>
             <w:vAlign w:val="center"/>
-            <w:tcMar>
-              <w:top w:w="80" w:type="dxa"/>
-              <w:bottom w:w="80" w:type="dxa"/>
-              <w:left w:w="80" w:type="dxa"/>
-              <w:right w:w="80" w:type="dxa"/>
-            </w:tcMar>
             <w:tcBorders>
               <w:top w:val="single" w:sz="4" w:color="D9D9D9"/>
               <w:bottom w:val="single" w:sz="4" w:color="D9D9D9"/>
@@ -135,14 +126,14 @@
           </w:tcPr>
           <w:p>
             <w:pPr>
-              <w:spacing w:after="0" w:line="240" w:lineRule="auto"/>
+              <w:spacing w:after="60" w:line="240" w:lineRule="auto"/>
             </w:pPr>
             <w:r>
               <w:rPr>
                 <w:b/>
                 <w:color w:val="000000"/>
                 <w:sz w:val="21"/>
-                <w:rFonts w:ascii="Times New Roman" w:hAnsi="Times New Roman" w:cs="Times New Roman" w:eastAsia="Times New Roman"/>
+                <w:rFonts w:ascii="Times New Roman" w:hAnsi="Times New Roman" w:eastAsia="Times New Roman" w:cs="Times New Roman"/>
               </w:rPr>
               <w:t>Стало</w:t>
             </w:r>
@@ -155,14 +146,8 @@
         </w:trPr>
         <w:tc>
           <w:tcPr>
-            <w:tcW w:type="dxa" w:w="1531"/>
+            <w:tcW w:type="dxa" w:w="1361"/>
             <w:vAlign w:val="center"/>
-            <w:tcMar>
-              <w:top w:w="80" w:type="dxa"/>
-              <w:bottom w:w="80" w:type="dxa"/>
-              <w:left w:w="80" w:type="dxa"/>
-              <w:right w:w="80" w:type="dxa"/>
-            </w:tcMar>
             <w:tcBorders>
               <w:top w:val="single" w:sz="4" w:color="D9D9D9"/>
               <w:bottom w:val="single" w:sz="4" w:color="D9D9D9"/>
@@ -172,14 +157,14 @@
           </w:tcPr>
           <w:p>
             <w:pPr>
-              <w:spacing w:after="0" w:line="240" w:lineRule="auto"/>
+              <w:spacing w:after="60" w:line="240" w:lineRule="auto"/>
             </w:pPr>
             <w:r>
               <w:rPr>
                 <w:b w:val="0"/>
                 <w:color w:val="000000"/>
                 <w:sz w:val="21"/>
-                <w:rFonts w:ascii="Times New Roman" w:hAnsi="Times New Roman" w:cs="Times New Roman" w:eastAsia="Times New Roman"/>
+                <w:rFonts w:ascii="Times New Roman" w:hAnsi="Times New Roman" w:eastAsia="Times New Roman" w:cs="Times New Roman"/>
               </w:rPr>
               <w:t>Новизна</w:t>
             </w:r>
@@ -187,14 +172,8 @@
         </w:tc>
         <w:tc>
           <w:tcPr>
-            <w:tcW w:type="dxa" w:w="3458"/>
+            <w:tcW w:type="dxa" w:w="3288"/>
             <w:vAlign w:val="center"/>
-            <w:tcMar>
-              <w:top w:w="80" w:type="dxa"/>
-              <w:bottom w:w="80" w:type="dxa"/>
-              <w:left w:w="80" w:type="dxa"/>
-              <w:right w:w="80" w:type="dxa"/>
-            </w:tcMar>
             <w:tcBorders>
               <w:top w:val="single" w:sz="4" w:color="D9D9D9"/>
               <w:bottom w:val="single" w:sz="4" w:color="D9D9D9"/>
@@ -204,29 +183,23 @@
           </w:tcPr>
           <w:p>
             <w:pPr>
-              <w:spacing w:after="0" w:line="240" w:lineRule="auto"/>
+              <w:spacing w:after="60" w:line="240" w:lineRule="auto"/>
             </w:pPr>
             <w:r>
               <w:rPr>
                 <w:b w:val="0"/>
                 <w:color w:val="000000"/>
                 <w:sz w:val="21"/>
-                <w:rFonts w:ascii="Times New Roman" w:hAnsi="Times New Roman" w:cs="Times New Roman" w:eastAsia="Times New Roman"/>
+                <w:rFonts w:ascii="Times New Roman" w:hAnsi="Times New Roman" w:eastAsia="Times New Roman" w:cs="Times New Roman"/>
               </w:rPr>
-              <w:t>Общий перечень вклада без достаточно чёткого разграничения с атомарными снимками и мониторингом при частичной наблюдаемости.</w:t>
+              <w:t>Вклад недостаточно отделён от известных атомарных снимков и мониторинга при частичной наблюдаемости.</w:t>
             </w:r>
           </w:p>
         </w:tc>
         <w:tc>
           <w:tcPr>
-            <w:tcW w:type="dxa" w:w="4649"/>
+            <w:tcW w:type="dxa" w:w="4989"/>
             <w:vAlign w:val="center"/>
-            <w:tcMar>
-              <w:top w:w="80" w:type="dxa"/>
-              <w:bottom w:w="80" w:type="dxa"/>
-              <w:left w:w="80" w:type="dxa"/>
-              <w:right w:w="80" w:type="dxa"/>
-            </w:tcMar>
             <w:tcBorders>
               <w:top w:val="single" w:sz="4" w:color="D9D9D9"/>
               <w:bottom w:val="single" w:sz="4" w:color="D9D9D9"/>
@@ -236,16 +209,16 @@
           </w:tcPr>
           <w:p>
             <w:pPr>
-              <w:spacing w:after="0" w:line="240" w:lineRule="auto"/>
+              <w:spacing w:after="60" w:line="240" w:lineRule="auto"/>
             </w:pPr>
             <w:r>
               <w:rPr>
                 <w:b w:val="0"/>
                 <w:color w:val="000000"/>
                 <w:sz w:val="21"/>
-                <w:rFonts w:ascii="Times New Roman" w:hAnsi="Times New Roman" w:cs="Times New Roman" w:eastAsia="Times New Roman"/>
+                <w:rFonts w:ascii="Times New Roman" w:hAnsi="Times New Roman" w:eastAsia="Times New Roman" w:cs="Times New Roman"/>
               </w:rPr>
-              <w:t>Добавлен Specific contribution. Выделены контракт общего происхождения, правило совместимых объяснений, критерий доказательств и количественные пределы обнаружения. Раздел Related work уточняет связь с известными подходами.</w:t>
+              <w:t>Specific contribution формулирует контракт происхождения, критерий совместимых объяснений, условия доказательства согласованности и пределы обнаружения скрытого смешения. Related work разграничивает вклад и известные основы.</w:t>
             </w:r>
           </w:p>
         </w:tc>
@@ -256,14 +229,8 @@
         </w:trPr>
         <w:tc>
           <w:tcPr>
-            <w:tcW w:type="dxa" w:w="1531"/>
+            <w:tcW w:type="dxa" w:w="1361"/>
             <w:vAlign w:val="center"/>
-            <w:tcMar>
-              <w:top w:w="80" w:type="dxa"/>
-              <w:bottom w:w="80" w:type="dxa"/>
-              <w:left w:w="80" w:type="dxa"/>
-              <w:right w:w="80" w:type="dxa"/>
-            </w:tcMar>
             <w:tcBorders>
               <w:top w:val="single" w:sz="4" w:color="D9D9D9"/>
               <w:bottom w:val="single" w:sz="4" w:color="D9D9D9"/>
@@ -273,14 +240,14 @@
           </w:tcPr>
           <w:p>
             <w:pPr>
-              <w:spacing w:after="0" w:line="240" w:lineRule="auto"/>
+              <w:spacing w:after="60" w:line="240" w:lineRule="auto"/>
             </w:pPr>
             <w:r>
               <w:rPr>
                 <w:b w:val="0"/>
                 <w:color w:val="000000"/>
                 <w:sz w:val="21"/>
-                <w:rFonts w:ascii="Times New Roman" w:hAnsi="Times New Roman" w:cs="Times New Roman" w:eastAsia="Times New Roman"/>
+                <w:rFonts w:ascii="Times New Roman" w:hAnsi="Times New Roman" w:eastAsia="Times New Roman" w:cs="Times New Roman"/>
               </w:rPr>
               <w:t>Код и данные</w:t>
             </w:r>
@@ -288,14 +255,8 @@
         </w:tc>
         <w:tc>
           <w:tcPr>
-            <w:tcW w:type="dxa" w:w="3458"/>
+            <w:tcW w:type="dxa" w:w="3288"/>
             <w:vAlign w:val="center"/>
-            <w:tcMar>
-              <w:top w:w="80" w:type="dxa"/>
-              <w:bottom w:w="80" w:type="dxa"/>
-              <w:left w:w="80" w:type="dxa"/>
-              <w:right w:w="80" w:type="dxa"/>
-            </w:tcMar>
             <w:tcBorders>
               <w:top w:val="single" w:sz="4" w:color="D9D9D9"/>
               <w:bottom w:val="single" w:sz="4" w:color="D9D9D9"/>
@@ -305,29 +266,23 @@
           </w:tcPr>
           <w:p>
             <w:pPr>
-              <w:spacing w:after="0" w:line="240" w:lineRule="auto"/>
+              <w:spacing w:after="60" w:line="240" w:lineRule="auto"/>
             </w:pPr>
             <w:r>
               <w:rPr>
                 <w:b w:val="0"/>
                 <w:color w:val="000000"/>
                 <w:sz w:val="21"/>
-                <w:rFonts w:ascii="Times New Roman" w:hAnsi="Times New Roman" w:cs="Times New Roman" w:eastAsia="Times New Roman"/>
+                <w:rFonts w:ascii="Times New Roman" w:hAnsi="Times New Roman" w:eastAsia="Times New Roman" w:cs="Times New Roman"/>
               </w:rPr>
-              <w:t>Раздел Reproducibility перечислял файлы и отдельные программы, но не давал ссылки на материалы этой статьи.</w:t>
+              <w:t>Reproducibility перечислял файлы и программы, но не давал доступной ссылки на материалы статьи.</w:t>
             </w:r>
           </w:p>
         </w:tc>
         <w:tc>
           <w:tcPr>
-            <w:tcW w:type="dxa" w:w="4649"/>
+            <w:tcW w:type="dxa" w:w="4989"/>
             <w:vAlign w:val="center"/>
-            <w:tcMar>
-              <w:top w:w="80" w:type="dxa"/>
-              <w:bottom w:w="80" w:type="dxa"/>
-              <w:left w:w="80" w:type="dxa"/>
-              <w:right w:w="80" w:type="dxa"/>
-            </w:tcMar>
             <w:tcBorders>
               <w:top w:val="single" w:sz="4" w:color="D9D9D9"/>
               <w:bottom w:val="single" w:sz="4" w:color="D9D9D9"/>
@@ -337,16 +292,16 @@
           </w:tcPr>
           <w:p>
             <w:pPr>
-              <w:spacing w:after="0" w:line="240" w:lineRule="auto"/>
+              <w:spacing w:after="60" w:line="240" w:lineRule="auto"/>
             </w:pPr>
             <w:r>
               <w:rPr>
                 <w:b w:val="0"/>
                 <w:color w:val="000000"/>
                 <w:sz w:val="21"/>
-                <w:rFonts w:ascii="Times New Roman" w:hAnsi="Times New Roman" w:cs="Times New Roman" w:eastAsia="Times New Roman"/>
+                <w:rFonts w:ascii="Times New Roman" w:hAnsi="Times New Roman" w:eastAsia="Times New Roman" w:cs="Times New Roman"/>
               </w:rPr>
-              <w:t>Создан приватный GitHub-репозиторий unidirectional. В статью добавлены ссылка на тег версии, условия доступа, единая команда проверки и полного пересчёта, имена итоговых отчётов и контрольные суммы.</w:t>
+              <w:t>Указаны GitHub, тег версии и ссылка [20], состав данных и две команды запуска. Полный режим заново создаёт результаты. Читаемые отчёты показывают этапы, основные числа и PASS/FAIL. Код и данные предоставляются отдельно от текста статьи.</w:t>
             </w:r>
           </w:p>
         </w:tc>
@@ -357,14 +312,8 @@
         </w:trPr>
         <w:tc>
           <w:tcPr>
-            <w:tcW w:type="dxa" w:w="1531"/>
+            <w:tcW w:type="dxa" w:w="1361"/>
             <w:vAlign w:val="center"/>
-            <w:tcMar>
-              <w:top w:w="80" w:type="dxa"/>
-              <w:bottom w:w="80" w:type="dxa"/>
-              <w:left w:w="80" w:type="dxa"/>
-              <w:right w:w="80" w:type="dxa"/>
-            </w:tcMar>
             <w:tcBorders>
               <w:top w:val="single" w:sz="4" w:color="D9D9D9"/>
               <w:bottom w:val="single" w:sz="4" w:color="D9D9D9"/>
@@ -374,29 +323,23 @@
           </w:tcPr>
           <w:p>
             <w:pPr>
-              <w:spacing w:after="0" w:line="240" w:lineRule="auto"/>
+              <w:spacing w:after="60" w:line="240" w:lineRule="auto"/>
             </w:pPr>
             <w:r>
               <w:rPr>
                 <w:b w:val="0"/>
                 <w:color w:val="000000"/>
                 <w:sz w:val="21"/>
-                <w:rFonts w:ascii="Times New Roman" w:hAnsi="Times New Roman" w:cs="Times New Roman" w:eastAsia="Times New Roman"/>
+                <w:rFonts w:ascii="Times New Roman" w:hAnsi="Times New Roman" w:eastAsia="Times New Roman" w:cs="Times New Roman"/>
               </w:rPr>
-              <w:t>Пример с насосом</w:t>
+              <w:t>Насос</w:t>
             </w:r>
           </w:p>
         </w:tc>
         <w:tc>
           <w:tcPr>
-            <w:tcW w:type="dxa" w:w="3458"/>
+            <w:tcW w:type="dxa" w:w="3288"/>
             <w:vAlign w:val="center"/>
-            <w:tcMar>
-              <w:top w:w="80" w:type="dxa"/>
-              <w:bottom w:w="80" w:type="dxa"/>
-              <w:left w:w="80" w:type="dxa"/>
-              <w:right w:w="80" w:type="dxa"/>
-            </w:tcMar>
             <w:tcBorders>
               <w:top w:val="single" w:sz="4" w:color="D9D9D9"/>
               <w:bottom w:val="single" w:sz="4" w:color="D9D9D9"/>
@@ -406,29 +349,23 @@
           </w:tcPr>
           <w:p>
             <w:pPr>
-              <w:spacing w:after="0" w:line="240" w:lineRule="auto"/>
+              <w:spacing w:after="60" w:line="240" w:lineRule="auto"/>
             </w:pPr>
             <w:r>
               <w:rPr>
                 <w:b w:val="0"/>
                 <w:color w:val="000000"/>
                 <w:sz w:val="21"/>
-                <w:rFonts w:ascii="Times New Roman" w:hAnsi="Times New Roman" w:cs="Times New Roman" w:eastAsia="Times New Roman"/>
+                <w:rFonts w:ascii="Times New Roman" w:hAnsi="Times New Roman" w:eastAsia="Times New Roman" w:cs="Times New Roman"/>
               </w:rPr>
-              <w:t>Проблема объяснялась преимущественно на двух бинарных полях, без конкретного диагностического решения.</w:t>
+              <w:t>Два бинарных поля объясняли механизм, но не показывали конкретную промышленную ошибку решения.</w:t>
             </w:r>
           </w:p>
         </w:tc>
         <w:tc>
           <w:tcPr>
-            <w:tcW w:type="dxa" w:w="4649"/>
+            <w:tcW w:type="dxa" w:w="4989"/>
             <w:vAlign w:val="center"/>
-            <w:tcMar>
-              <w:top w:w="80" w:type="dxa"/>
-              <w:bottom w:w="80" w:type="dxa"/>
-              <w:left w:w="80" w:type="dxa"/>
-              <w:right w:w="80" w:type="dxa"/>
-            </w:tcMar>
             <w:tcBorders>
               <w:top w:val="single" w:sz="4" w:color="D9D9D9"/>
               <w:bottom w:val="single" w:sz="4" w:color="D9D9D9"/>
@@ -438,16 +375,16 @@
           </w:tcPr>
           <w:p>
             <w:pPr>
-              <w:spacing w:after="0" w:line="240" w:lineRule="auto"/>
+              <w:spacing w:after="60" w:line="240" w:lineRule="auto"/>
             </w:pPr>
             <w:r>
               <w:rPr>
                 <w:b w:val="0"/>
                 <w:color w:val="000000"/>
                 <w:sz w:val="21"/>
-                <w:rFonts w:ascii="Times New Roman" w:hAnsi="Times New Roman" w:cs="Times New Roman" w:eastAsia="Times New Roman"/>
+                <w:rFonts w:ascii="Times New Roman" w:hAnsi="Times New Roman" w:eastAsia="Times New Roman" w:cs="Times New Roman"/>
               </w:rPr>
-              <w:t>Добавлен насос: статус двигателя и давление. Смешение g101/g100 вызывает ложную тревогу; сохранение давления g101 при неисправности g102 скрывает падение давления. Сценарий явно отделён от измерений оборудования.</w:t>
+              <w:t>Добавлен насос: статус двигателя, давление, эпоха, поколение, время захвата и качество. Смешение g101/g100 создаёт ложную тревогу; старое давление g101 скрывает неисправность g102. Пример обозначен как иллюстративный.</w:t>
             </w:r>
           </w:p>
         </w:tc>
@@ -458,14 +395,8 @@
         </w:trPr>
         <w:tc>
           <w:tcPr>
-            <w:tcW w:type="dxa" w:w="1531"/>
+            <w:tcW w:type="dxa" w:w="1361"/>
             <w:vAlign w:val="center"/>
-            <w:tcMar>
-              <w:top w:w="80" w:type="dxa"/>
-              <w:bottom w:w="80" w:type="dxa"/>
-              <w:left w:w="80" w:type="dxa"/>
-              <w:right w:w="80" w:type="dxa"/>
-            </w:tcMar>
             <w:tcBorders>
               <w:top w:val="single" w:sz="4" w:color="D9D9D9"/>
               <w:bottom w:val="single" w:sz="4" w:color="D9D9D9"/>
@@ -475,14 +406,14 @@
           </w:tcPr>
           <w:p>
             <w:pPr>
-              <w:spacing w:after="0" w:line="240" w:lineRule="auto"/>
+              <w:spacing w:after="60" w:line="240" w:lineRule="auto"/>
             </w:pPr>
             <w:r>
               <w:rPr>
                 <w:b w:val="0"/>
                 <w:color w:val="000000"/>
                 <w:sz w:val="21"/>
-                <w:rFonts w:ascii="Times New Roman" w:hAnsi="Times New Roman" w:cs="Times New Roman" w:eastAsia="Times New Roman"/>
+                <w:rFonts w:ascii="Times New Roman" w:hAnsi="Times New Roman" w:eastAsia="Times New Roman" w:cs="Times New Roman"/>
               </w:rPr>
               <w:t>Краткость</w:t>
             </w:r>
@@ -490,14 +421,8 @@
         </w:tc>
         <w:tc>
           <w:tcPr>
-            <w:tcW w:type="dxa" w:w="3458"/>
+            <w:tcW w:type="dxa" w:w="3288"/>
             <w:vAlign w:val="center"/>
-            <w:tcMar>
-              <w:top w:w="80" w:type="dxa"/>
-              <w:bottom w:w="80" w:type="dxa"/>
-              <w:left w:w="80" w:type="dxa"/>
-              <w:right w:w="80" w:type="dxa"/>
-            </w:tcMar>
             <w:tcBorders>
               <w:top w:val="single" w:sz="4" w:color="D9D9D9"/>
               <w:bottom w:val="single" w:sz="4" w:color="D9D9D9"/>
@@ -507,29 +432,23 @@
           </w:tcPr>
           <w:p>
             <w:pPr>
-              <w:spacing w:after="0" w:line="240" w:lineRule="auto"/>
+              <w:spacing w:after="60" w:line="240" w:lineRule="auto"/>
             </w:pPr>
             <w:r>
               <w:rPr>
                 <w:b w:val="0"/>
                 <w:color w:val="000000"/>
                 <w:sz w:val="21"/>
-                <w:rFonts w:ascii="Times New Roman" w:hAnsi="Times New Roman" w:cs="Times New Roman" w:eastAsia="Times New Roman"/>
+                <w:rFonts w:ascii="Times New Roman" w:hAnsi="Times New Roman" w:eastAsia="Times New Roman" w:cs="Times New Roman"/>
               </w:rPr>
-              <w:t>Аннотация 260 слов. Повторялись пояснения о происхождении, ограничениях доказательств и знаменателях метрик.</w:t>
+              <w:t>Аннотация — 260 слов; многочисленные повторные пояснения затрудняли выделение результатов.</w:t>
             </w:r>
           </w:p>
         </w:tc>
         <w:tc>
           <w:tcPr>
-            <w:tcW w:type="dxa" w:w="4649"/>
+            <w:tcW w:type="dxa" w:w="4989"/>
             <w:vAlign w:val="center"/>
-            <w:tcMar>
-              <w:top w:w="80" w:type="dxa"/>
-              <w:bottom w:w="80" w:type="dxa"/>
-              <w:left w:w="80" w:type="dxa"/>
-              <w:right w:w="80" w:type="dxa"/>
-            </w:tcMar>
             <w:tcBorders>
               <w:top w:val="single" w:sz="4" w:color="D9D9D9"/>
               <w:bottom w:val="single" w:sz="4" w:color="D9D9D9"/>
@@ -539,16 +458,16 @@
           </w:tcPr>
           <w:p>
             <w:pPr>
-              <w:spacing w:after="0" w:line="240" w:lineRule="auto"/>
+              <w:spacing w:after="60" w:line="240" w:lineRule="auto"/>
             </w:pPr>
             <w:r>
               <w:rPr>
                 <w:b w:val="0"/>
                 <w:color w:val="000000"/>
                 <w:sz w:val="21"/>
-                <w:rFonts w:ascii="Times New Roman" w:hAnsi="Times New Roman" w:cs="Times New Roman" w:eastAsia="Times New Roman"/>
+                <w:rFonts w:ascii="Times New Roman" w:hAnsi="Times New Roman" w:eastAsia="Times New Roman" w:cs="Times New Roman"/>
               </w:rPr>
-              <w:t>Аннотация 150 слов. Текст абзацев с библиографией и без таблиц сокращён с 4 756 до 3 889 слов (примерно на 18%). Новые разделы поместились в 13 страниц вместо исходных 14.</w:t>
+              <w:t>Аннотация — 250 слов и 1 772 знака, в пределах требований портала. Текст абзацев с библиографией, без таблиц: 4 756 → 4 175 слов (сокращение около 12%). Убраны повторы; результаты и ограничения изложены отдельно.</w:t>
             </w:r>
           </w:p>
         </w:tc>
@@ -560,52 +479,46 @@
       </w:pPr>
       <w:r>
         <w:rPr>
-          <w:rFonts w:ascii="Times New Roman" w:hAnsi="Times New Roman" w:cs="Times New Roman" w:eastAsia="Times New Roman"/>
+          <w:rFonts w:ascii="Times New Roman" w:hAnsi="Times New Roman" w:eastAsia="Times New Roman" w:cs="Times New Roman"/>
           <w:color w:val="000000"/>
         </w:rPr>
-        <w:t>Доступ к материалам</w:t>
+        <w:t>Дополнительно</w:t>
       </w:r>
     </w:p>
     <w:p>
       <w:r>
         <w:rPr>
-          <w:rFonts w:ascii="Times New Roman" w:hAnsi="Times New Roman" w:cs="Times New Roman" w:eastAsia="Times New Roman"/>
+          <w:rFonts w:ascii="Times New Roman" w:hAnsi="Times New Roman" w:eastAsia="Times New Roman" w:cs="Times New Roman"/>
           <w:color w:val="000000"/>
         </w:rPr>
-        <w:t>Репозиторий: https://github.com/aizexss/unidirectional. Версия: article1-revision-20261029. Локальная копия: C:\Users\user\proga\aitu\unidirectional. Репозиторий приватный по вашему указанию: рецензент сможет проверить данные после предоставления ему доступа. Это ограничение прямо указано в статье; публичная доступность не заявляется.</w:t>
+        <w:t>Добавлены два соавтора с переданными аффилиациями, email и ORCID; степени и должности для них не дописывались по указанию автора. Для Aibar указан подтверждённый статус магистранта. Библиография расширена с 15 до 20 источников; проверены библиографические данные, ссылки и порядок цитирования.</w:t>
+      </w:r>
+    </w:p>
+    <w:p>
+      <w:pPr>
+        <w:pStyle w:val="Heading1"/>
+      </w:pPr>
+      <w:r>
+        <w:rPr>
+          <w:rFonts w:ascii="Times New Roman" w:hAnsi="Times New Roman" w:eastAsia="Times New Roman" w:cs="Times New Roman"/>
+          <w:color w:val="000000"/>
+        </w:rPr>
+        <w:t>Предоставление материалов</w:t>
       </w:r>
     </w:p>
     <w:p>
       <w:r>
         <w:rPr>
-          <w:rFonts w:ascii="Times New Roman" w:hAnsi="Times New Roman" w:cs="Times New Roman" w:eastAsia="Times New Roman"/>
+          <w:rFonts w:ascii="Times New Roman" w:hAnsi="Times New Roman" w:eastAsia="Times New Roman" w:cs="Times New Roman"/>
           <w:color w:val="000000"/>
         </w:rPr>
-        <w:t>Проверка данных: python reproduce.py --verify-only</w:t>
+        <w:t>Репозиторий: https://github.com/aizexss/unidirectional. Версия: article1-verified-20261029. Репозиторий приватный по указанию автора. Для проверки рецензенту нужно передать комплект ZIP через систему подачи либо предоставить доступ к репозиторию. Одна приватная ссылка без доступа не закрывает замечание о предоставлении материалов.</w:t>
       </w:r>
     </w:p>
     <w:p>
       <w:r>
         <w:rPr>
-          <w:rFonts w:ascii="Times New Roman" w:hAnsi="Times New Roman" w:cs="Times New Roman" w:eastAsia="Times New Roman"/>
-          <w:color w:val="000000"/>
-        </w:rPr>
-        <w:t>Полный пересчёт: python reproduce.py --full</w:t>
-      </w:r>
-    </w:p>
-    <w:p>
-      <w:r>
-        <w:rPr>
-          <w:rFonts w:ascii="Times New Roman" w:hAnsi="Times New Roman" w:cs="Times New Roman" w:eastAsia="Times New Roman"/>
-          <w:color w:val="000000"/>
-        </w:rPr>
-        <w:t>Вывод содержит этапы и PASS/FAIL. Отчёты: reports/RESULTS.md, reports/RESULTS_RU.md и reports/verification_summary.json. Исходные данные не перезаписываются.</w:t>
-      </w:r>
-    </w:p>
-    <w:p>
-      <w:r>
-        <w:rPr>
-          <w:rFonts w:ascii="Times New Roman" w:hAnsi="Times New Roman" w:cs="Times New Roman" w:eastAsia="Times New Roman"/>
+          <w:rFonts w:ascii="Times New Roman" w:hAnsi="Times New Roman" w:eastAsia="Times New Roman" w:cs="Times New Roman"/>
           <w:color w:val="000000"/>
         </w:rPr>
         <w:br w:type="page"/>
@@ -617,121 +530,112 @@
       </w:pPr>
       <w:r>
         <w:rPr>
-          <w:rFonts w:ascii="Times New Roman" w:hAnsi="Times New Roman" w:cs="Times New Roman" w:eastAsia="Times New Roman"/>
+          <w:rFonts w:ascii="Times New Roman" w:hAnsi="Times New Roman" w:eastAsia="Times New Roman" w:cs="Times New Roman"/>
           <w:color w:val="000000"/>
         </w:rPr>
-        <w:t>Контрольный аудит и тестирование</w:t>
-      </w:r>
-    </w:p>
-    <w:p>
-      <w:r>
-        <w:rPr>
-          <w:rFonts w:ascii="Times New Roman" w:hAnsi="Times New Roman" w:cs="Times New Roman" w:eastAsia="Times New Roman"/>
-          <w:color w:val="000000"/>
-        </w:rPr>
-        <w:t>Проверка выполнена в несколько проходов: сверка исходных материалов, полный пересчёт, проверка новой программы запуска, проверка текста и повторный контроль после исправлений.</w:t>
+        <w:t>Что обнаружено и исправлено при аудите</w:t>
       </w:r>
     </w:p>
     <w:p>
       <w:r>
         <w:rPr>
           <w:b/>
-          <w:rFonts w:ascii="Times New Roman" w:hAnsi="Times New Roman" w:cs="Times New Roman" w:eastAsia="Times New Roman"/>
+          <w:rFonts w:ascii="Times New Roman" w:hAnsi="Times New Roman" w:eastAsia="Times New Roman" w:cs="Times New Roman"/>
           <w:color w:val="000000"/>
         </w:rPr>
-        <w:t xml:space="preserve">Численные результаты. </w:t>
+        <w:t xml:space="preserve">Риск использования старых результатов. </w:t>
       </w:r>
       <w:r>
         <w:rPr>
-          <w:rFonts w:ascii="Times New Roman" w:hAnsi="Times New Roman" w:cs="Times New Roman" w:eastAsia="Times New Roman"/>
+          <w:rFonts w:ascii="Times New Roman" w:hAnsi="Times New Roman" w:eastAsia="Times New Roman" w:cs="Times New Roman"/>
           <w:color w:val="000000"/>
         </w:rPr>
-        <w:t>Полный пересчёт 960 прогонов и bootstrap-интервалов прошёл. С эталоном совпали 29 файлов расчётных результатов; журнал сравнивался после распаковки gzip.</w:t>
+        <w:t>Полный запуск копировал каталог с готовыми ответами. Теперь до расчёта удаляются все 29 расчётных файлов во временной копии. Отсутствие нового файла или любое расхождение приводит к FAIL.</w:t>
       </w:r>
     </w:p>
     <w:p>
       <w:r>
         <w:rPr>
           <w:b/>
-          <w:rFonts w:ascii="Times New Roman" w:hAnsi="Times New Roman" w:cs="Times New Roman" w:eastAsia="Times New Roman"/>
+          <w:rFonts w:ascii="Times New Roman" w:hAnsi="Times New Roman" w:eastAsia="Times New Roman" w:cs="Times New Roman"/>
           <w:color w:val="000000"/>
         </w:rPr>
-        <w:t xml:space="preserve">Независимые реализации. </w:t>
+        <w:t xml:space="preserve">Недостаточная точность сверки журнала. </w:t>
       </w:r>
       <w:r>
         <w:rPr>
-          <w:rFonts w:ascii="Times New Roman" w:hAnsi="Times New Roman" w:cs="Times New Roman" w:eastAsia="Times New Roman"/>
+          <w:rFonts w:ascii="Times New Roman" w:hAnsi="Times New Roman" w:eastAsia="Times New Roman" w:cs="Times New Roman"/>
           <w:color w:val="000000"/>
         </w:rPr>
-        <w:t>Проверены 3 840 000 чтений и 960 прогонов. Отдельное восстановление событий подтвердило 372 агрегированных средних, 132 выбранных интервала и 60 парных интервалов.</w:t>
+        <w:t>Агрегированные числа сами по себе не исключают переставленные времена или ошибочные поколения. Теперь каждый кортеж чтения проверяется по независимо восстановленному расписанию. Добавлены отрицательные тесты пропусков, дублей, лишних строк и неверных происхождений.</w:t>
       </w:r>
     </w:p>
     <w:p>
       <w:r>
         <w:rPr>
           <w:b/>
-          <w:rFonts w:ascii="Times New Roman" w:hAnsi="Times New Roman" w:cs="Times New Roman" w:eastAsia="Times New Roman"/>
+          <w:rFonts w:ascii="Times New Roman" w:hAnsi="Times New Roman" w:eastAsia="Times New Roman" w:cs="Times New Roman"/>
           <w:color w:val="000000"/>
         </w:rPr>
-        <w:t xml:space="preserve">Теория. </w:t>
+        <w:t xml:space="preserve">Округления таблиц. </w:t>
       </w:r>
       <w:r>
         <w:rPr>
-          <w:rFonts w:ascii="Times New Roman" w:hAnsi="Times New Roman" w:cs="Times New Roman" w:eastAsia="Times New Roman"/>
+          <w:rFonts w:ascii="Times New Roman" w:hAnsi="Times New Roman" w:eastAsia="Times New Roman" w:cs="Times New Roman"/>
           <w:color w:val="000000"/>
         </w:rPr>
-        <w:t>Проверены 57 520 конечных конфигураций, 66 064 случая с доказательствами и 65 точных марковских рекурсий. Отдельно проверены 1 098 графов равенства и 54 252 сочетания графов с разбиениями.</w:t>
+        <w:t>Исправлены 95,49 → 95,50% (C06 R1, свежесть), 94,48 → 94,49% (C12 R1, свежесть) и 30,89 → 30,90% (C05 R0, покрытие V). Используются точные доли счётчиков и десятичное округление half-up; исходные счётчики сохранены.</w:t>
       </w:r>
     </w:p>
     <w:p>
       <w:r>
         <w:rPr>
           <w:b/>
-          <w:rFonts w:ascii="Times New Roman" w:hAnsi="Times New Roman" w:cs="Times New Roman" w:eastAsia="Times New Roman"/>
+          <w:rFonts w:ascii="Times New Roman" w:hAnsi="Times New Roman" w:eastAsia="Times New Roman" w:cs="Times New Roman"/>
           <w:color w:val="000000"/>
         </w:rPr>
-        <w:t xml:space="preserve">Программа запуска. </w:t>
+        <w:t xml:space="preserve">Точность научных утверждений. </w:t>
       </w:r>
       <w:r>
         <w:rPr>
-          <w:rFonts w:ascii="Times New Roman" w:hAnsi="Times New Roman" w:cs="Times New Roman" w:eastAsia="Times New Roman"/>
+          <w:rFonts w:ascii="Times New Roman" w:hAnsi="Times New Roman" w:eastAsia="Times New Roman" w:cs="Times New Roman"/>
           <w:color w:val="000000"/>
         </w:rPr>
-        <w:t>8 регрессионных тестов прошли. Проверены повреждённые и отсутствующие файлы, выход пути за пределы репозитория, ошибочный этап, gzip-метаданные, неверные аргументы, ложный отчёт об успехе и округление точных долей.</w:t>
+        <w:t>Уточнены зависимость условий через общие случайные входы, знаменатели метрик, условность нулевого смешения R1 и невозможность мгновенного обнаружения неисправности при потере нового снимка. Убраны неподтверждённые утверждения о предварительной фиксации анализа и выборе трассы.</w:t>
       </w:r>
     </w:p>
     <w:p>
       <w:r>
         <w:rPr>
           <w:b/>
-          <w:rFonts w:ascii="Times New Roman" w:hAnsi="Times New Roman" w:cs="Times New Roman" w:eastAsia="Times New Roman"/>
+          <w:rFonts w:ascii="Times New Roman" w:hAnsi="Times New Roman" w:eastAsia="Times New Roman" w:cs="Times New Roman"/>
           <w:color w:val="000000"/>
         </w:rPr>
-        <w:t xml:space="preserve">Содержание. </w:t>
+        <w:t xml:space="preserve">Связь рисунков и статьи. </w:t>
       </w:r>
       <w:r>
         <w:rPr>
-          <w:rFonts w:ascii="Times New Roman" w:hAnsi="Times New Roman" w:cs="Times New Roman" w:eastAsia="Times New Roman"/>
+          <w:rFonts w:ascii="Times New Roman" w:hAnsi="Times New Roman" w:eastAsia="Times New Roman" w:cs="Times New Roman"/>
           <w:color w:val="000000"/>
         </w:rPr>
-        <w:t>Проверены границы научного вклада, причинная логика примера с насосом, разделение синтетических и физических результатов, знаменатели метрик и условие независимости повторов.</w:t>
+        <w:t>В исходном комплекте рисунки 3 и 6 имели более ранний макет. Сохранены исходные файлы и отдельно предоставлены точные шесть изображений из Word. Проверяется их побайтовое совпадение; программа не заявляет повторную отрисовку графиков.</w:t>
       </w:r>
     </w:p>
     <w:p>
       <w:r>
         <w:rPr>
           <w:b/>
-          <w:rFonts w:ascii="Times New Roman" w:hAnsi="Times New Roman" w:cs="Times New Roman" w:eastAsia="Times New Roman"/>
+          <w:rFonts w:ascii="Times New Roman" w:hAnsi="Times New Roman" w:eastAsia="Times New Roman" w:cs="Times New Roman"/>
           <w:color w:val="000000"/>
         </w:rPr>
-        <w:t xml:space="preserve">Оформление. </w:t>
+        <w:t xml:space="preserve">Требования журнала и надёжность запуска. </w:t>
       </w:r>
       <w:r>
         <w:rPr>
-          <w:rFonts w:ascii="Times New Roman" w:hAnsi="Times New Roman" w:cs="Times New Roman" w:eastAsia="Times New Roman"/>
+          <w:rFonts w:ascii="Times New Roman" w:hAnsi="Times New Roman" w:eastAsia="Times New Roman" w:cs="Times New Roman"/>
           <w:color w:val="000000"/>
         </w:rPr>
-        <w:t>Сохранены 8 таблиц, 6 рисунков, 8 нумерованных формул в 10 объектах Word и 15 источников. Проверены все страницы и ограничение объёма. Исходный файл остался неизменным.</w:t>
+        <w:t>Промежуточная аннотация на 150 слов заменена на 250; источники доведены до 20. Дочерние проверки запускаются в изолированном Python, чтобы настройки окружения не отключали assert. Отчёты получают числа из проверенных результатов.</w:t>
       </w:r>
     </w:p>
     <w:p>
@@ -740,28 +644,28 @@
       </w:pPr>
       <w:r>
         <w:rPr>
-          <w:rFonts w:ascii="Times New Roman" w:hAnsi="Times New Roman" w:cs="Times New Roman" w:eastAsia="Times New Roman"/>
+          <w:rFonts w:ascii="Times New Roman" w:hAnsi="Times New Roman" w:eastAsia="Times New Roman" w:cs="Times New Roman"/>
           <w:color w:val="000000"/>
         </w:rPr>
-        <w:t>Что исправлено при контрольной проверке</w:t>
+        <w:t>Проверки после исправлений</w:t>
       </w:r>
     </w:p>
     <w:p>
       <w:r>
         <w:rPr>
-          <w:rFonts w:ascii="Times New Roman" w:hAnsi="Times New Roman" w:cs="Times New Roman" w:eastAsia="Times New Roman"/>
+          <w:rFonts w:ascii="Times New Roman" w:hAnsi="Times New Roman" w:eastAsia="Times New Roman" w:cs="Times New Roman"/>
           <w:color w:val="000000"/>
         </w:rPr>
-        <w:t>При сверке всех 48 числовых ячеек таблиц результатов исправлены три округления: 95,49 → 95,50% (C06 R1, свежесть), 94,48 → 94,49% (C12 R1, свежесть), 30,89 → 30,90% (C05 R0, покрытие V). Теперь используется десятичное округление точных долей; исходные счётчики и расчёты не изменены.</w:t>
+        <w:t>Пройдены 27 регрессионных тестов, полный пересчёт 960 прогонов и сравнение 29 файлов. Восстановлены все 3 840 000 чтений; независимо проверены 372 средних, 132 выбранных bootstrap-интервала и 60 парных интервалов. Сверены 48 числовых ячеек таблиц и 6 изображений. Сохранены все 47 файлов исходного вычислительного комплекта. Проверены конечные модели, 65 точных марковских рекурсий и графовый критерий. Среда проверки: Python 3.12.14, Windows 11.</w:t>
       </w:r>
     </w:p>
     <w:p>
       <w:r>
         <w:rPr>
-          <w:rFonts w:ascii="Times New Roman" w:hAnsi="Times New Roman" w:cs="Times New Roman" w:eastAsia="Times New Roman"/>
+          <w:rFonts w:ascii="Times New Roman" w:hAnsi="Times New Roman" w:eastAsia="Times New Roman" w:cs="Times New Roman"/>
           <w:color w:val="000000"/>
         </w:rPr>
-        <w:t>Удалена неиспользуемая связь с посторонним GitHub-релизом в структуре шаблона. Ссылка направлена на тег своей версии. Вывод дополнен русским отчётом и проверкой ошибок. Заключение сохранено одним абзацем при переносе страниц.</w:t>
+        <w:t>Запуск: python reproduce.py --verify-only — проверка предоставленных данных; python reproduce.py --full — чистый пересчёт. Результаты: reports/RESULTS_RU.md и reports/verification_summary.json. Код завершения 0 означает успех; 1 — ошибку проверки; 2 — ошибку аргументов.</w:t>
       </w:r>
     </w:p>
     <w:p>
@@ -770,19 +674,28 @@
       </w:pPr>
       <w:r>
         <w:rPr>
-          <w:rFonts w:ascii="Times New Roman" w:hAnsi="Times New Roman" w:cs="Times New Roman" w:eastAsia="Times New Roman"/>
+          <w:rFonts w:ascii="Times New Roman" w:hAnsi="Times New Roman" w:eastAsia="Times New Roman" w:cs="Times New Roman"/>
           <w:color w:val="000000"/>
         </w:rPr>
-        <w:t>Итог повторной проверки</w:t>
+        <w:t>Границы заключения</w:t>
       </w:r>
     </w:p>
     <w:p>
       <w:r>
         <w:rPr>
-          <w:rFonts w:ascii="Times New Roman" w:hAnsi="Times New Roman" w:cs="Times New Roman" w:eastAsia="Times New Roman"/>
+          <w:rFonts w:ascii="Times New Roman" w:hAnsi="Times New Roman" w:eastAsia="Times New Roman" w:cs="Times New Roman"/>
           <w:color w:val="000000"/>
         </w:rPr>
-        <w:t>В завершённом контрольном проходе не выявлены новые расхождения в проверенных расчётах, логике, составе материалов и оформлении. Экспериментальные показатели не изменялись ради сокращения текста. Физические испытания, новизна относительно всей возможной литературы и доступ внешнего рецензента за пределами выданных прав этой проверкой не подтверждаются.</w:t>
+        <w:t>В повторном проходе вычислительной и содержательной проверки новых расхождений не выявлено. Это подтверждает воспроизведение объявленной синтетической модели, а не испытания оборудования или отсутствие всех мыслимых ошибок. Формулы сохранены в редактируемом формате Word OMML; их отображение проверено. Портал указывает MathType, и преобразование в этот формат не подтверждено. Перед публикацией также потребуется обеспечить читателям доступ к материалам; приватность сохранена по указанию автора.</w:t>
+      </w:r>
+    </w:p>
+    <w:p>
+      <w:r>
+        <w:rPr>
+          <w:rFonts w:ascii="Times New Roman" w:hAnsi="Times New Roman" w:eastAsia="Times New Roman" w:cs="Times New Roman"/>
+          <w:color w:val="000000"/>
+        </w:rPr>
+        <w:t>Проверенные правила: https://www.journal.astanait.edu.kz/index.php/ojs/requirements; шаблон 2023 года — ссылка с https://sj.astanait.edu.kz/submit-an-article/.</w:t>
       </w:r>
     </w:p>
     <w:sectPr>
@@ -1159,7 +1072,7 @@
     <w:qFormat/>
     <w:rsid w:val="00FC693F"/>
     <w:pPr>
-      <w:spacing w:after="100" w:line="252" w:lineRule="auto"/>
+      <w:spacing w:after="100" w:line="245" w:lineRule="auto"/>
     </w:pPr>
     <w:rPr>
       <w:rFonts w:ascii="Times New Roman" w:hAnsi="Times New Roman"/>

--- a/manuscript/Изменения_и_контрольный_аудит.docx
+++ b/manuscript/Изменения_и_контрольный_аудит.docx
@@ -38,7 +38,7 @@
           <w:rFonts w:ascii="Times New Roman" w:hAnsi="Times New Roman" w:eastAsia="Times New Roman" w:cs="Times New Roman"/>
           <w:color w:val="000000"/>
         </w:rPr>
-        <w:t>Сравнение с исходным файлом, предоставленным автором. Итоговая статья — 13 страниц при лимите 15; сохранены 8 таблиц, 6 рисунков и 8 нумерованных формул в 10 математических объектах Word.</w:t>
+        <w:t>Сравнение с исходным файлом, предоставленным автором. Итоговая статья — 14 страниц при лимите 15; сохранены 8 таблиц, 6 рисунков и 8 нумерованных формул в 10 математических объектах Word.</w:t>
       </w:r>
     </w:p>
     <w:tbl>
@@ -635,7 +635,7 @@
           <w:rFonts w:ascii="Times New Roman" w:hAnsi="Times New Roman" w:eastAsia="Times New Roman" w:cs="Times New Roman"/>
           <w:color w:val="000000"/>
         </w:rPr>
-        <w:t>Промежуточная аннотация на 150 слов заменена на 250; источники доведены до 20. Дочерние проверки запускаются в изолированном Python, чтобы настройки окружения не отключали assert. Отчёты получают числа из проверенных результатов.</w:t>
+        <w:t>Промежуточная аннотация на 150 слов заменена на 250; источники доведены до 20. Таблицы, подписи, примечания и библиография приведены к 12 pt. Дочерние проверки запускаются в изолированном Python, чтобы настройки окружения не отключали assert. Отчёты получают числа из проверенных результатов.</w:t>
       </w:r>
     </w:p>
     <w:p>
